--- a/manuscript/DWT_Response_to_Reviewers.docx
+++ b/manuscript/DWT_Response_to_Reviewers.docx
@@ -516,7 +516,7 @@
         <w:rPr>
           <w:sz w:val="21"/>
         </w:rPr>
-        <w:t>Added to Data Availability: repository, release tag and commit hash, Python version and library versions.</w:t>
+        <w:t>Added to Data Availability: the repository with release tag v2.0.1, Python 3.11.9 and NumPy 2.4.6, and archival DOIs for both the code (10.5281/zenodo.22178234) and this manuscript with its response letter (10.5281/zenodo.22178232). The commands that regenerate every number are listed.</w:t>
       </w:r>
     </w:p>
     <w:p>

--- a/manuscript/DWT_Response_to_Reviewers.docx
+++ b/manuscript/DWT_Response_to_Reviewers.docx
@@ -102,6 +102,32 @@
           <w:sz w:val="21"/>
         </w:rPr>
         <w:t>Reviewers 3 and 4 both judged the energy comparator unsound, and they were right. The claim of a 31% advantage over conventional SWRO is withdrawn. The paper is reframed around a consistency-testing method and reports honestly that the architecture fails two of its own three tests as specified. I recognise this is an unusual revision, but I believe a quantified negative result anchored to physical bounds is more useful than the original claim.</w:t>
+      </w:r>
+    </w:p>
+    <w:p>
+      <w:pPr>
+        <w:spacing w:after="160"/>
+      </w:pPr>
+      <w:r>
+        <w:rPr>
+          <w:b w:val="0"/>
+          <w:i w:val="0"/>
+          <w:sz w:val="21"/>
+        </w:rPr>
+        <w:t>Three analyses were added that no reviewer requested, because preparing the revision raised a question the original could not answer: the first version contained two independent errors, and the manuscript did not say which one reversed the economic conclusion. An ablation (new Section 4.10) shows it was not the thermodynamic correction. After correcting the concentrator to its reversible bound the architecture still costs $0.64 m-3, below the $0.76 m-3 comparator; the reversal is carried by costing the precipitation reagents explicitly, worth 6.8 times as much. A rank-correlation attribution and an admissibility map (new Section 4.11) reach the same conclusion independently and state what would have to change for the architecture to compete: the recovered minerals must be worth 2.1 times their modelled value at present reagent prices. We think this makes the paper more useful than a bare negative result, and it supports the title rather than the section ordering.</w:t>
+      </w:r>
+    </w:p>
+    <w:p>
+      <w:pPr>
+        <w:spacing w:after="160"/>
+      </w:pPr>
+      <w:r>
+        <w:rPr>
+          <w:b w:val="0"/>
+          <w:i w:val="0"/>
+          <w:sz w:val="21"/>
+        </w:rPr>
+        <w:t>One correction follows from that work. The previous draft stated that no sampled combination produced a net cost below the conventional comparator. The deposited Monte Carlo shows that 271 of 300,000 did, the best reaching $0.35 m-3. The text now reports the count, the fraction and the best case. We are grateful the error was caught before review rather than during it.</w:t>
       </w:r>
     </w:p>
     <w:p>

--- a/manuscript/DWT_Response_to_Reviewers.docx
+++ b/manuscript/DWT_Response_to_Reviewers.docx
@@ -115,6 +115,19 @@
           <w:sz w:val="21"/>
         </w:rPr>
         <w:t>Three analyses were added that no reviewer requested, because preparing the revision raised a question the original could not answer: the first version contained two independent errors, and the manuscript did not say which one reversed the economic conclusion. An ablation (new Section 4.10) shows it was not the thermodynamic correction. After correcting the concentrator to its reversible bound the architecture still costs $0.64 m-3, below the $0.76 m-3 comparator; the reversal is carried by costing the precipitation reagents explicitly, worth 6.8 times as much. A rank-correlation attribution and an admissibility map (new Section 4.11) reach the same conclusion independently and state what would have to change for the architecture to compete: the recovered minerals must be worth 2.1 times their modelled value at present reagent prices. We think this makes the paper more useful than a bare negative result, and it supports the title rather than the section ordering.</w:t>
+      </w:r>
+    </w:p>
+    <w:p>
+      <w:pPr>
+        <w:spacing w:after="160"/>
+      </w:pPr>
+      <w:r>
+        <w:rPr>
+          <w:b w:val="0"/>
+          <w:i w:val="0"/>
+          <w:sz w:val="21"/>
+        </w:rPr>
+        <w:t>A further section was added for the same reason. Having established that alkalinity is the binding constraint, the paper stopped there, which left it diagnosing a problem it had the means to address. Section 4.12 now evaluates the electrochemical alkalinity route already tabulated in Section 4.7 and reports what it does: the calcium balance closes exactly, reagent carbon becomes net negative, and the reagent bill is replaced by 27.1 kWh m-3 of electrochemical demand. Because that substitutes an energy price for a commodity price it has a crossing the purchased-alkali route does not — the comparator is reached below $0.033 kWh-1, where route A remains above it even at zero electricity cost. We report this as conditional: the capital cost of the electrochemical stage is not modelled, the chlorine co-product is neither costed nor credited, and the same demand drawn at grid carbon intensity is worse than the route it replaces. The abstract and conclusions were rewritten accordingly, and Figure 8 is new.</w:t>
       </w:r>
     </w:p>
     <w:p>

--- a/manuscript/DWT_Response_to_Reviewers.docx
+++ b/manuscript/DWT_Response_to_Reviewers.docx
@@ -145,6 +145,19 @@
     </w:p>
     <w:p>
       <w:pPr>
+        <w:spacing w:after="160"/>
+      </w:pPr>
+      <w:r>
+        <w:rPr>
+          <w:b w:val="0"/>
+          <w:i w:val="0"/>
+          <w:sz w:val="21"/>
+        </w:rPr>
+        <w:t>This version makes three further changes. First, Section 4.13 treats alkalinity supply and calcium closure as one design problem rather than route by route: a linear program, Eq. (14), chooses among lime, purchased NaOH and on-site electrochemical base, soda ash and dosed CO2, and a gypsum step that removes the calcium lime imports, with the calcium balance imposed as a constraint. Closing the balance costs $0.44 m-3 at the base case with the gypsum step and $0.73 without it, and above $0.069 kWh-1 no on-site base can close the loop against the comparator, because the reversible limit of water dissociation binds (Tables 11-12, Figure 9). Section 5.4 sets out what an alkalinity pathway would have to achieve on that basis. The paper is positioned as quantifying the conditions for closure, not as reporting a working process, and the abstract's electrochemical sentences now state that the result is modeled and exclude electrochemical capital and coproduct handling. Second, a double count was found and corrected in Section 4.12: the dosed CO2 of route D had been credited both as a reagent and again as carbon fixed in the product. On solar-dominated supply the route emits +1.07 kg CO2 m-3, not the +0.13 previously reported, and +21.2 on the Saudi grid mix rather than +20.3; the conclusion that route D requires low-carbon power is unchanged. Third, a structural check found that Figures 2-6 and Tables 5 and 8 were submitted but never cited in the text, and that Figure 5 had been drawn from a separate 200,000-sample run; all are now cited in order and Figure 5 is redrawn from the same 300,000-sample draw that produces Table 8.</w:t>
+      </w:r>
+    </w:p>
+    <w:p>
+      <w:pPr>
         <w:spacing w:before="300" w:after="100"/>
       </w:pPr>
       <w:r>
@@ -214,7 +227,7 @@
         <w:rPr>
           <w:sz w:val="21"/>
         </w:rPr>
-        <w:t>Thirteen equations are now numbered consecutively and set as displayed equations. A Nomenclature table defines every symbol with units. Section 3 opens with the solution procedure, stating the order in which the balances are solved and noting that no iteration is required.</w:t>
+        <w:t>Fourteen equations are now numbered consecutively and set as displayed equations. A Nomenclature table defines every symbol with units. Section 3 opens with the solution procedure, stating the order in which the balances are solved and noting that no iteration is required.</w:t>
       </w:r>
     </w:p>
     <w:p>
@@ -276,7 +289,7 @@
         <w:rPr>
           <w:sz w:val="21"/>
         </w:rPr>
-        <w:t>This comment produced the most consequential change in the revision. Section 4.5 shows the assumed energy to be below the reversible minimum and replaces it with a bounded estimate; Figure 3 presents the test. Separately, the stage was mislabelled: at 90% monovalent rejection it is not nanofiltration but a high-pressure, low-salt-rejection RO stage, and Section 2.4 now says so and reports what a genuine NF element would give instead. The +40% uplift is now stated as a sampled range rather than a point value, and Table 4 gives the OPEX composition.</w:t>
+        <w:t>This comment produced the most consequential change in the revision. Section 4.5 shows the assumed energy to be below the reversible minimum and replaces it with a bounded estimate; Figure 3 presents the test. Separately, the stage was mislabelled: at 90% monovalent rejection it is not nanofiltration but a high-pressure, low-salt-rejection RO stage, and Section 2.4 now says so and reports what a genuine NF element would give instead. The +40% uplift is now stated as a sampled range rather than a point value, and Table 5 gives the OPEX composition.</w:t>
       </w:r>
     </w:p>
     <w:p>
@@ -307,7 +320,7 @@
         <w:rPr>
           <w:sz w:val="21"/>
         </w:rPr>
-        <w:t>Table 4 now gives a nine-line OPEX breakdown with the basis for each line. The largest item is not electricity but the precipitation reagents. The CAPEX uplift is sampled across 20-60% in the Monte Carlo rather than fixed, and the uplift is explicitly identified as an assumption rather than a quotation.</w:t>
+        <w:t>Table 5 now gives a nine-line OPEX breakdown with the basis for each line. The largest item is not electricity but the precipitation reagents. The CAPEX uplift is sampled across 20-60% in the Monte Carlo rather than fixed, and the uplift is explicitly identified as an assumption rather than a quotation.</w:t>
       </w:r>
     </w:p>
     <w:p>
@@ -462,7 +475,7 @@
         <w:rPr>
           <w:sz w:val="21"/>
         </w:rPr>
-        <w:t>Given the corrected economics, the honest statement is quantitative: the net cost gap to be closed is now approximately $1.44 m-3, which is far larger than any plausible lithium credit from seawater-derived brine at present recovery yields. Lithium remains excluded from the baseline and this is stated in Section 5.4.</w:t>
+        <w:t>Given the corrected economics, the honest statement is quantitative: the net cost gap to be closed is now approximately $1.44 m-3, which is far larger than any plausible lithium credit from seawater-derived brine at present recovery yields. Lithium remains excluded from the baseline and this is stated in Section 5.5.</w:t>
       </w:r>
     </w:p>
     <w:p>
@@ -493,7 +506,7 @@
         <w:rPr>
           <w:sz w:val="21"/>
         </w:rPr>
-        <w:t>All corrected. The two LCOW figures concerned are withdrawn and replaced by the boundary comparison in Table 5. Figures are renumbered to citation order. Intake SEC is now swept across the full 0.05-0.80 kWh m-3 range rather than fixed at the low end. The reference list was checked programmatically: all 25 entries are cited and none is orphaned. Long sentences in the Abstract and Introduction have been split.</w:t>
+        <w:t>All corrected. The two LCOW figures concerned are withdrawn and replaced by the boundary comparison in Table 6. Figures are renumbered to citation order. Intake SEC is now swept across the full 0.05-0.80 kWh m-3 range rather than fixed at the low end. The reference list was checked programmatically: all 26 entries are cited and none is orphaned. Long sentences in the Abstract and Introduction have been split.</w:t>
       </w:r>
     </w:p>
     <w:p>
@@ -524,7 +537,7 @@
         <w:rPr>
           <w:sz w:val="21"/>
         </w:rPr>
-        <w:t>It did not, and the comparison was therefore invalid. Table 5 sets out the boundary element by element: the conventional case included a brine outfall the integrated architecture does not have, and excluded the valorization train it does. Comparisons in the revision are made on that table rather than headline to headline.</w:t>
+        <w:t>It did not, and the comparison was therefore invalid. Table 6 sets out the boundary element by element: the conventional case included a brine outfall the integrated architecture does not have, and excluded the valorization train it does. Comparisons in the revision are made on that table rather than headline to headline.</w:t>
       </w:r>
     </w:p>
     <w:p>
@@ -555,7 +568,7 @@
         <w:rPr>
           <w:sz w:val="21"/>
         </w:rPr>
-        <w:t>Added to Data Availability: the repository with release tag v2.0.1, Python 3.11.9 and NumPy 2.4.6, and archival DOIs for both the code (10.5281/zenodo.22178234) and this manuscript with its response letter (10.5281/zenodo.22178232). The commands that regenerate every number are listed.</w:t>
+        <w:t>Added to Data Availability: the repository with release tag v2.1.0, Python 3.11.9 and NumPy 2.4.6, and archival DOIs for both the code (10.5281/zenodo.22178234) and this manuscript with its response letter (10.5281/zenodo.22178232). The commands that regenerate every number are listed.</w:t>
       </w:r>
     </w:p>
     <w:p>
@@ -629,7 +642,7 @@
         <w:rPr>
           <w:sz w:val="21"/>
         </w:rPr>
-        <w:t>A Monte Carlo over eleven uncertain parameters with 300,000 samples now replaces the one-at-a-time tornado as the primary uncertainty result (Table 7, Figure 5). CAPEX uncertainty turns out not to dominate: reagent cost does. The net levelized cost is $2.20 m-3 with a 90% interval of $1.38-$3.01.</w:t>
+        <w:t>A Monte Carlo over thirteen uncertain parameters with 300,000 samples now replaces the one-at-a-time tornado as the primary uncertainty result (Tables 7 and 8, Figure 5). CAPEX uncertainty turns out not to dominate: reagent cost does. The net levelized cost is $2.20 m-3 with a 90% interval of $1.38-$3.01.</w:t>
       </w:r>
     </w:p>
     <w:p>
@@ -691,7 +704,7 @@
         <w:rPr>
           <w:sz w:val="21"/>
         </w:rPr>
-        <w:t>Stated where the figure first appears rather than only in Limitations, together with the observation that leakage, blowdown and operational upsets would raise the real value. Section 5.5 proposes three specific bench-scale measurements that would test the three consistency tests independently.</w:t>
+        <w:t>Stated where the figure first appears rather than only in Limitations, together with the observation that leakage, blowdown and operational upsets would raise the real value. Section 5.6 proposes three specific bench-scale measurements that would test the three consistency tests independently.</w:t>
       </w:r>
     </w:p>
     <w:p>
@@ -889,7 +902,7 @@
         <w:rPr>
           <w:sz w:val="21"/>
         </w:rPr>
-        <w:t>Table 3 gives the full design basis: reagent identity and dosage on a stoichiometric basis with stated excess, residence times, reactor volumes per unit feed, the separation train, and assumed cake solids. Product purity is discussed against the sodium chloride background that governs it.</w:t>
+        <w:t>Table 4 gives the full design basis: reagent identity and dosage on a stoichiometric basis with stated excess, residence times, reactor volumes per unit feed, the separation train, and assumed cake solids. Product purity is discussed against the sodium chloride background that governs it.</w:t>
       </w:r>
     </w:p>
     <w:p>
@@ -951,7 +964,7 @@
         <w:rPr>
           <w:sz w:val="21"/>
         </w:rPr>
-        <w:t>Discussed in Sections 4.3 and 5.4 with reference to work quantifying how the sodium chloride background affects yield, purity, morphology and carbonate polymorph, and to product-quality-directed studies that have produced specification-grade solids from brine feeds.</w:t>
+        <w:t>Discussed in Sections 4.3 and 5.5 with reference to work quantifying how the sodium chloride background affects yield, purity, morphology and carbonate polymorph, and to product-quality-directed studies that have produced specification-grade solids from brine feeds.</w:t>
       </w:r>
     </w:p>
     <w:p>
@@ -1013,7 +1026,7 @@
         <w:rPr>
           <w:sz w:val="21"/>
         </w:rPr>
-        <w:t>All corrected. The intake discussion is moved out of the brine-management material into Section 2.2; equations are properly set and numbered (1)-(13); all seven tables are numbered with descriptive captions.</w:t>
+        <w:t>All corrected. The intake discussion is moved out of the brine-management material into Section 2.2; equations are properly set and numbered (1)-(14); all twelve tables are numbered with descriptive captions.</w:t>
       </w:r>
     </w:p>
     <w:p>
@@ -1056,7 +1069,7 @@
         <w:rPr>
           <w:sz w:val="21"/>
         </w:rPr>
-        <w:t>The manuscript is restructured throughout, with a continuous-prose Introduction, a formal model section with numbered equations and a nomenclature, seven captioned tables and six figures.</w:t>
+        <w:t>The manuscript is restructured throughout, with a continuous-prose Introduction, a formal model section with numbered equations and a nomenclature, twelve captioned tables and nine figures.</w:t>
       </w:r>
     </w:p>
     <w:p>
@@ -1180,7 +1193,7 @@
         <w:rPr>
           <w:sz w:val="21"/>
         </w:rPr>
-        <w:t>Equations (1)-(13) are numbered and defined, the system boundary is stated per balance, the solution procedure is given in Section 3, and the complete model is deposited so that every table and figure can be regenerated from it.</w:t>
+        <w:t>Equations (1)-(14) are numbered and defined, the system boundary is stated per balance, the solution procedure is given in Section 3, and the complete model is deposited so that every table and figure can be regenerated from it.</w:t>
       </w:r>
     </w:p>
     <w:p>

--- a/manuscript/DWT_Response_to_Reviewers.docx
+++ b/manuscript/DWT_Response_to_Reviewers.docx
@@ -37,7 +37,7 @@
           <w:i/>
           <w:sz w:val="20"/>
         </w:rPr>
-        <w:t>Revised title: Consistency Testing of an Integrated Subsurface-Intake SWRO and Brine-Valorization Architecture: Alkalinity as the Binding Constraint</w:t>
+        <w:t>Revised title: Consistency Testing of an Integrated SWRO–Brine Valorization Architecture: Alkalinity as the Binding Constraint</w:t>
       </w:r>
     </w:p>
     <w:p>

--- a/manuscript/DWT_Response_to_Reviewers.docx
+++ b/manuscript/DWT_Response_to_Reviewers.docx
@@ -568,7 +568,7 @@
         <w:rPr>
           <w:sz w:val="21"/>
         </w:rPr>
-        <w:t>Added to Data Availability: the repository with release tag v2.1.0, Python 3.11.9 and NumPy 2.4.6, and archival DOIs for both the code (10.5281/zenodo.22178234) and this manuscript with its response letter (10.5281/zenodo.22178232). The commands that regenerate every number are listed.</w:t>
+        <w:t>Added to Data Availability: the repository with release tag v2.3.0, Python 3.11.9 and NumPy 2.4.6, and archival DOIs for both the code (10.5281/zenodo.22178234) and this manuscript with its response letter (10.5281/zenodo.22178232). The commands that regenerate every number are listed.</w:t>
       </w:r>
     </w:p>
     <w:p>
